--- a/VKR_PZ.docx
+++ b/VKR_PZ.docx
@@ -2228,21 +2228,12 @@
                                         <w:sz w:val="20"/>
                                       </w:rPr>
                                     </w:pPr>
-                                    <w:proofErr w:type="spellStart"/>
                                     <w:r>
                                       <w:rPr>
                                         <w:rFonts w:ascii="Times New Roman" w:hAnsi="Times New Roman"/>
                                         <w:sz w:val="20"/>
                                       </w:rPr>
-                                      <w:t>Изм</w:t>
-                                    </w:r>
-                                    <w:proofErr w:type="spellEnd"/>
-                                    <w:r>
-                                      <w:rPr>
-                                        <w:rFonts w:ascii="Times New Roman" w:hAnsi="Times New Roman"/>
-                                        <w:sz w:val="20"/>
-                                      </w:rPr>
-                                      <w:t>.</w:t>
+                                      <w:t>Изм.</w:t>
                                     </w:r>
                                   </w:p>
                                 </w:txbxContent>
@@ -2380,21 +2371,12 @@
                                       </w:rPr>
                                       <w:t xml:space="preserve">№ </w:t>
                                     </w:r>
-                                    <w:proofErr w:type="spellStart"/>
                                     <w:r>
                                       <w:rPr>
                                         <w:rFonts w:ascii="Times New Roman" w:hAnsi="Times New Roman"/>
                                         <w:sz w:val="20"/>
                                       </w:rPr>
-                                      <w:t>докум</w:t>
-                                    </w:r>
-                                    <w:proofErr w:type="spellEnd"/>
-                                    <w:r>
-                                      <w:rPr>
-                                        <w:rFonts w:ascii="Times New Roman" w:hAnsi="Times New Roman"/>
-                                        <w:sz w:val="20"/>
-                                      </w:rPr>
-                                      <w:t>.</w:t>
+                                      <w:t>докум.</w:t>
                                     </w:r>
                                   </w:p>
                                 </w:txbxContent>
@@ -2457,7 +2439,6 @@
                                         <w:sz w:val="20"/>
                                       </w:rPr>
                                     </w:pPr>
-                                    <w:proofErr w:type="spellStart"/>
                                     <w:r>
                                       <w:rPr>
                                         <w:rFonts w:ascii="Times New Roman" w:hAnsi="Times New Roman"/>
@@ -2465,7 +2446,6 @@
                                       </w:rPr>
                                       <w:t>Подпись</w:t>
                                     </w:r>
-                                    <w:proofErr w:type="spellEnd"/>
                                   </w:p>
                                 </w:txbxContent>
                               </wps:txbx>
@@ -2954,7 +2934,6 @@
                                         </w:rPr>
                                         <w:t xml:space="preserve"> </w:t>
                                       </w:r>
-                                      <w:proofErr w:type="spellStart"/>
                                       <w:r>
                                         <w:rPr>
                                           <w:rFonts w:ascii="Times New Roman" w:hAnsi="Times New Roman"/>
@@ -2962,7 +2941,6 @@
                                         </w:rPr>
                                         <w:t>Разраб</w:t>
                                       </w:r>
-                                      <w:proofErr w:type="spellEnd"/>
                                       <w:r>
                                         <w:rPr>
                                           <w:rFonts w:ascii="Times New Roman" w:hAnsi="Times New Roman"/>
@@ -3114,7 +3092,6 @@
                                         </w:rPr>
                                         <w:t xml:space="preserve"> </w:t>
                                       </w:r>
-                                      <w:proofErr w:type="spellStart"/>
                                       <w:r>
                                         <w:rPr>
                                           <w:rFonts w:ascii="Times New Roman" w:hAnsi="Times New Roman"/>
@@ -3122,7 +3099,6 @@
                                         </w:rPr>
                                         <w:t>Провер</w:t>
                                       </w:r>
-                                      <w:proofErr w:type="spellEnd"/>
                                       <w:r>
                                         <w:rPr>
                                           <w:rFonts w:ascii="Times New Roman" w:hAnsi="Times New Roman"/>
@@ -3432,21 +3408,12 @@
                                         </w:rPr>
                                         <w:t>к</w:t>
                                       </w:r>
-                                      <w:proofErr w:type="spellStart"/>
                                       <w:r>
                                         <w:rPr>
                                           <w:rFonts w:ascii="Times New Roman" w:hAnsi="Times New Roman"/>
                                           <w:sz w:val="20"/>
                                         </w:rPr>
-                                        <w:t>онтр</w:t>
-                                      </w:r>
-                                      <w:proofErr w:type="spellEnd"/>
-                                      <w:r>
-                                        <w:rPr>
-                                          <w:rFonts w:ascii="Times New Roman" w:hAnsi="Times New Roman"/>
-                                          <w:sz w:val="20"/>
-                                        </w:rPr>
-                                        <w:t>.</w:t>
+                                        <w:t>онтр.</w:t>
                                       </w:r>
                                     </w:p>
                                   </w:txbxContent>
@@ -3591,7 +3558,6 @@
                                         </w:rPr>
                                         <w:t xml:space="preserve"> </w:t>
                                       </w:r>
-                                      <w:proofErr w:type="spellStart"/>
                                       <w:r>
                                         <w:rPr>
                                           <w:rFonts w:ascii="Times New Roman" w:hAnsi="Times New Roman"/>
@@ -3599,7 +3565,6 @@
                                         </w:rPr>
                                         <w:t>Утв</w:t>
                                       </w:r>
-                                      <w:proofErr w:type="spellEnd"/>
                                       <w:r>
                                         <w:rPr>
                                           <w:rFonts w:ascii="Times New Roman" w:hAnsi="Times New Roman"/>
@@ -3970,21 +3935,12 @@
                                         <w:sz w:val="20"/>
                                       </w:rPr>
                                     </w:pPr>
-                                    <w:proofErr w:type="spellStart"/>
                                     <w:r>
                                       <w:rPr>
                                         <w:rFonts w:ascii="Times New Roman" w:hAnsi="Times New Roman"/>
                                         <w:sz w:val="20"/>
                                       </w:rPr>
-                                      <w:t>Лит</w:t>
-                                    </w:r>
-                                    <w:proofErr w:type="spellEnd"/>
-                                    <w:r>
-                                      <w:rPr>
-                                        <w:rFonts w:ascii="Times New Roman" w:hAnsi="Times New Roman"/>
-                                        <w:sz w:val="20"/>
-                                      </w:rPr>
-                                      <w:t>.</w:t>
+                                      <w:t>Лит.</w:t>
                                     </w:r>
                                   </w:p>
                                 </w:txbxContent>
@@ -4292,21 +4248,12 @@
                                   <w:sz w:val="20"/>
                                 </w:rPr>
                               </w:pPr>
-                              <w:proofErr w:type="spellStart"/>
                               <w:r>
                                 <w:rPr>
                                   <w:rFonts w:ascii="Times New Roman" w:hAnsi="Times New Roman"/>
                                   <w:sz w:val="20"/>
                                 </w:rPr>
-                                <w:t>Изм</w:t>
-                              </w:r>
-                              <w:proofErr w:type="spellEnd"/>
-                              <w:r>
-                                <w:rPr>
-                                  <w:rFonts w:ascii="Times New Roman" w:hAnsi="Times New Roman"/>
-                                  <w:sz w:val="20"/>
-                                </w:rPr>
-                                <w:t>.</w:t>
+                                <w:t>Изм.</w:t>
                               </w:r>
                             </w:p>
                           </w:txbxContent>
@@ -4354,21 +4301,12 @@
                                 </w:rPr>
                                 <w:t xml:space="preserve">№ </w:t>
                               </w:r>
-                              <w:proofErr w:type="spellStart"/>
                               <w:r>
                                 <w:rPr>
                                   <w:rFonts w:ascii="Times New Roman" w:hAnsi="Times New Roman"/>
                                   <w:sz w:val="20"/>
                                 </w:rPr>
-                                <w:t>докум</w:t>
-                              </w:r>
-                              <w:proofErr w:type="spellEnd"/>
-                              <w:r>
-                                <w:rPr>
-                                  <w:rFonts w:ascii="Times New Roman" w:hAnsi="Times New Roman"/>
-                                  <w:sz w:val="20"/>
-                                </w:rPr>
-                                <w:t>.</w:t>
+                                <w:t>докум.</w:t>
                               </w:r>
                             </w:p>
                           </w:txbxContent>
@@ -4386,7 +4324,6 @@
                                   <w:sz w:val="20"/>
                                 </w:rPr>
                               </w:pPr>
-                              <w:proofErr w:type="spellStart"/>
                               <w:r>
                                 <w:rPr>
                                   <w:rFonts w:ascii="Times New Roman" w:hAnsi="Times New Roman"/>
@@ -4394,7 +4331,6 @@
                                 </w:rPr>
                                 <w:t>Подпись</w:t>
                               </w:r>
-                              <w:proofErr w:type="spellEnd"/>
                             </w:p>
                           </w:txbxContent>
                         </v:textbox>
@@ -4486,7 +4422,6 @@
                                   </w:rPr>
                                   <w:t xml:space="preserve"> </w:t>
                                 </w:r>
-                                <w:proofErr w:type="spellStart"/>
                                 <w:r>
                                   <w:rPr>
                                     <w:rFonts w:ascii="Times New Roman" w:hAnsi="Times New Roman"/>
@@ -4494,7 +4429,6 @@
                                   </w:rPr>
                                   <w:t>Разраб</w:t>
                                 </w:r>
-                                <w:proofErr w:type="spellEnd"/>
                                 <w:r>
                                   <w:rPr>
                                     <w:rFonts w:ascii="Times New Roman" w:hAnsi="Times New Roman"/>
@@ -4544,7 +4478,6 @@
                                   </w:rPr>
                                   <w:t xml:space="preserve"> </w:t>
                                 </w:r>
-                                <w:proofErr w:type="spellStart"/>
                                 <w:r>
                                   <w:rPr>
                                     <w:rFonts w:ascii="Times New Roman" w:hAnsi="Times New Roman"/>
@@ -4552,7 +4485,6 @@
                                   </w:rPr>
                                   <w:t>Провер</w:t>
                                 </w:r>
-                                <w:proofErr w:type="spellEnd"/>
                                 <w:r>
                                   <w:rPr>
                                     <w:rFonts w:ascii="Times New Roman" w:hAnsi="Times New Roman"/>
@@ -4658,21 +4590,12 @@
                                   </w:rPr>
                                   <w:t>к</w:t>
                                 </w:r>
-                                <w:proofErr w:type="spellStart"/>
                                 <w:r>
                                   <w:rPr>
                                     <w:rFonts w:ascii="Times New Roman" w:hAnsi="Times New Roman"/>
                                     <w:sz w:val="20"/>
                                   </w:rPr>
-                                  <w:t>онтр</w:t>
-                                </w:r>
-                                <w:proofErr w:type="spellEnd"/>
-                                <w:r>
-                                  <w:rPr>
-                                    <w:rFonts w:ascii="Times New Roman" w:hAnsi="Times New Roman"/>
-                                    <w:sz w:val="20"/>
-                                  </w:rPr>
-                                  <w:t>.</w:t>
+                                  <w:t>онтр.</w:t>
                                 </w:r>
                               </w:p>
                             </w:txbxContent>
@@ -4715,7 +4638,6 @@
                                   </w:rPr>
                                   <w:t xml:space="preserve"> </w:t>
                                 </w:r>
-                                <w:proofErr w:type="spellStart"/>
                                 <w:r>
                                   <w:rPr>
                                     <w:rFonts w:ascii="Times New Roman" w:hAnsi="Times New Roman"/>
@@ -4723,7 +4645,6 @@
                                   </w:rPr>
                                   <w:t>Утв</w:t>
                                 </w:r>
-                                <w:proofErr w:type="spellEnd"/>
                                 <w:r>
                                   <w:rPr>
                                     <w:rFonts w:ascii="Times New Roman" w:hAnsi="Times New Roman"/>
@@ -4795,21 +4716,12 @@
                                   <w:sz w:val="20"/>
                                 </w:rPr>
                               </w:pPr>
-                              <w:proofErr w:type="spellStart"/>
                               <w:r>
                                 <w:rPr>
                                   <w:rFonts w:ascii="Times New Roman" w:hAnsi="Times New Roman"/>
                                   <w:sz w:val="20"/>
                                 </w:rPr>
-                                <w:t>Лит</w:t>
-                              </w:r>
-                              <w:proofErr w:type="spellEnd"/>
-                              <w:r>
-                                <w:rPr>
-                                  <w:rFonts w:ascii="Times New Roman" w:hAnsi="Times New Roman"/>
-                                  <w:sz w:val="20"/>
-                                </w:rPr>
-                                <w:t>.</w:t>
+                                <w:t>Лит.</w:t>
                               </w:r>
                             </w:p>
                           </w:txbxContent>
@@ -7839,13 +7751,13 @@
       <w:pPr>
         <w:pStyle w:val="2"/>
       </w:pPr>
-      <w:bookmarkStart w:id="23" w:name="_Hlk167638463"/>
-      <w:bookmarkStart w:id="24" w:name="_Toc167780802"/>
+      <w:bookmarkStart w:id="23" w:name="_Toc167780802"/>
+      <w:bookmarkStart w:id="24" w:name="_Hlk167638463"/>
       <w:r>
         <w:lastRenderedPageBreak/>
         <w:t>1.3 Цели и задачи</w:t>
       </w:r>
-      <w:bookmarkEnd w:id="24"/>
+      <w:bookmarkEnd w:id="23"/>
     </w:p>
     <w:p>
       <w:pPr>
@@ -7881,19 +7793,19 @@
         <w:t>ь</w:t>
       </w:r>
       <w:r>
-        <w:t xml:space="preserve"> проекта:</w:t>
+        <w:t xml:space="preserve"> проекта</w:t>
+      </w:r>
+      <w:r>
+        <w:t>.</w:t>
       </w:r>
     </w:p>
     <w:p>
       <w:pPr>
         <w:pStyle w:val="afd"/>
-        <w:numPr>
-          <w:ilvl w:val="0"/>
-          <w:numId w:val="2"/>
-        </w:numPr>
-        <w:spacing w:before="0" w:after="0"/>
-        <w:ind w:left="993" w:hanging="284"/>
-      </w:pPr>
+      </w:pPr>
+      <w:r>
+        <w:t xml:space="preserve">Цель: </w:t>
+      </w:r>
       <w:r>
         <w:t>о</w:t>
       </w:r>
@@ -7904,7 +7816,7 @@
         <w:t>металла</w:t>
       </w:r>
       <w:r>
-        <w:t>;</w:t>
+        <w:t>.</w:t>
       </w:r>
     </w:p>
     <w:p>
@@ -8125,7 +8037,7 @@
         </w:rPr>
         <w:t xml:space="preserve"> системы мониторинга для визуализации и анализа данных в реальном времени</w:t>
       </w:r>
-      <w:bookmarkEnd w:id="23"/>
+      <w:bookmarkEnd w:id="24"/>
       <w:r>
         <w:rPr>
           <w:color w:val="000000" w:themeColor="text1"/>
@@ -11735,7 +11647,7 @@
           <w:sz w:val="28"/>
           <w:szCs w:val="28"/>
         </w:rPr>
-        <w:t>Декомпозиция ф</w:t>
+        <w:t xml:space="preserve">Декомпозиция функциональной диаграммы </w:t>
       </w:r>
       <w:r>
         <w:rPr>
@@ -11744,8 +11656,9 @@
           <w:color w:val="auto"/>
           <w:sz w:val="28"/>
           <w:szCs w:val="28"/>
-        </w:rPr>
-        <w:t>ункциональн</w:t>
+          <w:lang w:val="en-US"/>
+        </w:rPr>
+        <w:t>IDEF</w:t>
       </w:r>
       <w:r>
         <w:rPr>
@@ -11755,58 +11668,7 @@
           <w:sz w:val="28"/>
           <w:szCs w:val="28"/>
         </w:rPr>
-        <w:t xml:space="preserve">ой </w:t>
-      </w:r>
-      <w:r>
-        <w:rPr>
-          <w:i w:val="0"/>
-          <w:iCs w:val="0"/>
-          <w:color w:val="auto"/>
-          <w:sz w:val="28"/>
-          <w:szCs w:val="28"/>
-        </w:rPr>
-        <w:t>диаграмм</w:t>
-      </w:r>
-      <w:r>
-        <w:rPr>
-          <w:i w:val="0"/>
-          <w:iCs w:val="0"/>
-          <w:color w:val="auto"/>
-          <w:sz w:val="28"/>
-          <w:szCs w:val="28"/>
-        </w:rPr>
-        <w:t xml:space="preserve">ы </w:t>
-      </w:r>
-      <w:r>
-        <w:rPr>
-          <w:i w:val="0"/>
-          <w:iCs w:val="0"/>
-          <w:color w:val="auto"/>
-          <w:sz w:val="28"/>
-          <w:szCs w:val="28"/>
-          <w:lang w:val="en-US"/>
-        </w:rPr>
-        <w:t>IDEF</w:t>
-      </w:r>
-      <w:r>
-        <w:rPr>
-          <w:i w:val="0"/>
-          <w:iCs w:val="0"/>
-          <w:color w:val="auto"/>
-          <w:sz w:val="28"/>
-          <w:szCs w:val="28"/>
-        </w:rPr>
-        <w:t>3</w:t>
-      </w:r>
-      <w:r>
-        <w:rPr>
-          <w:i w:val="0"/>
-          <w:iCs w:val="0"/>
-          <w:color w:val="auto"/>
-          <w:sz w:val="28"/>
-          <w:szCs w:val="28"/>
-        </w:rPr>
-        <w:t xml:space="preserve"> </w:t>
+        <w:t xml:space="preserve">3 </w:t>
       </w:r>
     </w:p>
     <w:p>
@@ -17658,10 +17520,7 @@
       </w:pPr>
       <w:bookmarkStart w:id="43" w:name="_Toc167780821"/>
       <w:r>
-        <w:t>4.</w:t>
-      </w:r>
-      <w:r>
-        <w:t>1 Разработка функциональной схемы автоматизации</w:t>
+        <w:t>4.1 Разработка функциональной схемы автоматизации</w:t>
       </w:r>
       <w:bookmarkEnd w:id="43"/>
       <w:r>
@@ -17687,16 +17546,7 @@
       </w:pPr>
       <w:bookmarkStart w:id="44" w:name="_Toc167780822"/>
       <w:r>
-        <w:t>4</w:t>
-      </w:r>
-      <w:r>
-        <w:t>.</w:t>
-      </w:r>
-      <w:r>
-        <w:t>1</w:t>
-      </w:r>
-      <w:r>
-        <w:t xml:space="preserve">.1 </w:t>
+        <w:t xml:space="preserve">4.1.1 </w:t>
       </w:r>
       <w:r>
         <w:t>Функциональная схема АСУТП</w:t>
@@ -17901,16 +17751,7 @@
       </w:pPr>
       <w:bookmarkStart w:id="45" w:name="_Toc167780823"/>
       <w:r>
-        <w:t>4.1.</w:t>
-      </w:r>
-      <w:r>
-        <w:t>2</w:t>
-      </w:r>
-      <w:r>
-        <w:t xml:space="preserve"> </w:t>
-      </w:r>
-      <w:r>
-        <w:t>Схема информационных потоков</w:t>
+        <w:t>4.1.2 Схема информационных потоков</w:t>
       </w:r>
       <w:bookmarkEnd w:id="45"/>
     </w:p>
@@ -18046,19 +17887,7 @@
       </w:pPr>
       <w:bookmarkStart w:id="47" w:name="_Toc167780825"/>
       <w:r>
-        <w:t>4.</w:t>
-      </w:r>
-      <w:r>
-        <w:t>2</w:t>
-      </w:r>
-      <w:r>
-        <w:t>.</w:t>
-      </w:r>
-      <w:r>
-        <w:t>1</w:t>
-      </w:r>
-      <w:r>
-        <w:t xml:space="preserve"> </w:t>
+        <w:t xml:space="preserve">4.2.1 </w:t>
       </w:r>
       <w:r>
         <w:t>Выбор ПЛК</w:t>
@@ -20265,21 +20094,12 @@
       <w:bookmarkStart w:id="50" w:name="_Toc167780826"/>
       <w:bookmarkEnd w:id="49"/>
       <w:r>
-        <w:t>4.2.</w:t>
-      </w:r>
-      <w:r>
-        <w:t>2</w:t>
+        <w:t>4.2.2 Выбор модулей</w:t>
       </w:r>
       <w:r>
         <w:t xml:space="preserve"> </w:t>
       </w:r>
       <w:r>
-        <w:t>Выбор модулей</w:t>
-      </w:r>
-      <w:r>
-        <w:t xml:space="preserve"> </w:t>
-      </w:r>
-      <w:r>
         <w:t xml:space="preserve">для </w:t>
       </w:r>
       <w:r>
@@ -20295,10 +20115,7 @@
         <w:pStyle w:val="afd"/>
       </w:pPr>
       <w:r>
-        <w:t>Для корректной работы системы необходимо выбрать модули ввода-вывода, которые обеспечат сбор данных с датчиков и управление исполнительными устройствами</w:t>
-      </w:r>
-      <w:r>
-        <w:t>.</w:t>
+        <w:t>Для корректной работы системы необходимо выбрать модули ввода-вывода, которые обеспечат сбор данных с датчиков и управление исполнительными устройствами.</w:t>
       </w:r>
       <w:r>
         <w:t xml:space="preserve"> Пример модуля аналогового ввода представлен на рисунке 4.5.</w:t>
@@ -20438,13 +20255,7 @@
         <w:pStyle w:val="afd"/>
       </w:pPr>
       <w:r>
-        <w:t>Модул</w:t>
-      </w:r>
-      <w:r>
-        <w:t xml:space="preserve">ь </w:t>
-      </w:r>
-      <w:r>
-        <w:t xml:space="preserve">аналогового ввода </w:t>
+        <w:t xml:space="preserve">Модуль аналогового ввода </w:t>
       </w:r>
       <w:r>
         <w:rPr>
@@ -20459,10 +20270,7 @@
         <w:t>используются для подключения датчиков температуры</w:t>
       </w:r>
       <w:r>
-        <w:t xml:space="preserve">. </w:t>
-      </w:r>
-      <w:r>
-        <w:t>Имеет два дифференциальных канала аналогового ввода и предназначен для измерения температуры при помощи термопар или напряжения постоянного тока малой величины.</w:t>
+        <w:t>. Имеет два дифференциальных канала аналогового ввода и предназначен для измерения температуры при помощи термопар или напряжения постоянного тока малой величины.</w:t>
       </w:r>
     </w:p>
     <w:p>
@@ -20488,10 +20296,7 @@
         <w:t xml:space="preserve"> </w:t>
       </w:r>
       <w:r>
-        <w:t>используются для подключения датчиков</w:t>
-      </w:r>
-      <w:r>
-        <w:t xml:space="preserve"> расхода газа и давления</w:t>
+        <w:t>используются для подключения датчиков расхода газа и давления</w:t>
       </w:r>
       <w:r>
         <w:t xml:space="preserve">. </w:t>
@@ -20524,10 +20329,7 @@
         <w:t xml:space="preserve"> применяются для </w:t>
       </w:r>
       <w:r>
-        <w:t xml:space="preserve">управления заслонкой защитного газа и заслонкой контроля давления. </w:t>
-      </w:r>
-      <w:r>
-        <w:t>Модуль имеет два канала для измерения</w:t>
+        <w:t>управления заслонкой защитного газа и заслонкой контроля давления. Модуль имеет два канала для измерения</w:t>
       </w:r>
       <w:r>
         <w:t xml:space="preserve"> </w:t>
@@ -20599,13 +20401,7 @@
         <w:spacing w:before="0"/>
       </w:pPr>
       <w:r>
-        <w:t>Модуль дискретного в</w:t>
-      </w:r>
-      <w:r>
-        <w:t>ы</w:t>
-      </w:r>
-      <w:r>
-        <w:t xml:space="preserve">вода </w:t>
+        <w:t xml:space="preserve">Модуль дискретного вывода </w:t>
       </w:r>
       <w:r>
         <w:rPr>
@@ -20617,10 +20413,7 @@
         <w:t>71</w:t>
       </w:r>
       <w:r>
-        <w:t xml:space="preserve">8 </w:t>
-      </w:r>
-      <w:r>
-        <w:t xml:space="preserve">предназначен для </w:t>
+        <w:t xml:space="preserve">8 предназначен для </w:t>
       </w:r>
       <w:r>
         <w:t>управления контактором</w:t>
@@ -25268,10 +25061,7 @@
         <w:t>2</w:t>
       </w:r>
       <w:r>
-        <w:t xml:space="preserve"> – </w:t>
-      </w:r>
-      <w:r>
-        <w:t xml:space="preserve">Декомпозиция блока </w:t>
+        <w:t xml:space="preserve"> – Декомпозиция блока </w:t>
       </w:r>
       <w:r>
         <w:rPr>
@@ -25279,15 +25069,7 @@
           <w:color w:val="000000"/>
           <w:szCs w:val="28"/>
         </w:rPr>
-        <w:t>«Управление»</w:t>
-      </w:r>
-      <w:r>
-        <w:rPr>
-          <w:noProof/>
-          <w:color w:val="000000"/>
-          <w:szCs w:val="28"/>
-        </w:rPr>
-        <w:t xml:space="preserve"> </w:t>
+        <w:t xml:space="preserve">«Управление» </w:t>
       </w:r>
     </w:p>
     <w:p>
@@ -25638,10 +25420,7 @@
       </w:pPr>
       <w:bookmarkStart w:id="54" w:name="_Toc167780829"/>
       <w:r>
-        <w:t>6</w:t>
-      </w:r>
-      <w:r>
-        <w:t xml:space="preserve">.1 </w:t>
+        <w:t xml:space="preserve">6.1 </w:t>
       </w:r>
       <w:r>
         <w:t>Разработка модулей управления</w:t>
@@ -25748,10 +25527,7 @@
       </w:pPr>
       <w:bookmarkStart w:id="55" w:name="_Toc167780830"/>
       <w:r>
-        <w:t>6</w:t>
-      </w:r>
-      <w:r>
-        <w:t>.1.1</w:t>
+        <w:t>6.1.1</w:t>
       </w:r>
       <w:r>
         <w:t xml:space="preserve"> </w:t>
@@ -26987,13 +26763,7 @@
       </w:pPr>
       <w:bookmarkStart w:id="56" w:name="_Toc167780831"/>
       <w:r>
-        <w:t>6</w:t>
-      </w:r>
-      <w:r>
-        <w:t>.1.</w:t>
-      </w:r>
-      <w:r>
-        <w:t>2</w:t>
+        <w:t>6.1.2</w:t>
       </w:r>
       <w:r>
         <w:t xml:space="preserve"> </w:t>
@@ -27014,19 +26784,7 @@
         <w:rPr>
           <w:szCs w:val="28"/>
         </w:rPr>
-        <w:t xml:space="preserve">Логика </w:t>
-      </w:r>
-      <w:r>
-        <w:rPr>
-          <w:szCs w:val="28"/>
-        </w:rPr>
-        <w:t>заполнения защитным газом</w:t>
-      </w:r>
-      <w:r>
-        <w:rPr>
-          <w:szCs w:val="28"/>
-        </w:rPr>
-        <w:t xml:space="preserve"> реализована с помощью функционального блока </w:t>
+        <w:t xml:space="preserve">Логика заполнения защитным газом реализована с помощью функционального блока </w:t>
       </w:r>
       <w:r>
         <w:rPr>
@@ -27374,13 +27132,7 @@
         <w:rPr>
           <w:szCs w:val="28"/>
         </w:rPr>
-        <w:t>Завершение этапа регулирования</w:t>
-      </w:r>
-      <w:r>
-        <w:rPr>
-          <w:szCs w:val="28"/>
-        </w:rPr>
-        <w:t xml:space="preserve">: </w:t>
+        <w:t xml:space="preserve">Завершение этапа регулирования: </w:t>
       </w:r>
       <w:r>
         <w:rPr>
